--- a/9.1.2.5-massiv/sabak-zhospary-9.1.2.5.docx
+++ b/9.1.2.5-massiv/sabak-zhospary-9.1.2.5.docx
@@ -2323,6 +2323,19 @@
               <w:t xml:space="preserve">Жұмыс кезінде сыныпты бақылайды. Аяқталғаннан кейін әр оқушының экранындағы балл мен тапсырмаларды талдауды қарайды (нәтиже 5 минут көрінеді; жаңа жұмыс — 2026 құпиясөзімен).</w:t>
             </w:r>
           </w:p>
+          <w:p>
+            <w:pPr>
+              <w:spacing w:after="60" w:before="0"/>
+            </w:pPr>
+            <w:r>
+              <w:rPr>
+                <w:rFonts w:ascii="Times New Roman" w:cs="Times New Roman" w:eastAsia="Times New Roman" w:hAnsi="Times New Roman"/>
+                <w:sz w:val="22"/>
+                <w:szCs w:val="22"/>
+              </w:rPr>
+              <w:t xml:space="preserve">Уақыт қалса: жұмысты ерте аяқтаған оқушылар практикалық жұмысты (A, B, C деңгейлері) Python редакторында орындайды.</w:t>
+            </w:r>
+          </w:p>
         </w:tc>
         <w:tc>
           <w:tcPr>
@@ -2392,7 +2405,7 @@
                 <w:sz w:val="22"/>
                 <w:szCs w:val="22"/>
               </w:rPr>
-              <w:t xml:space="preserve">formativ-9.1.2.5-kz.html файлы</w:t>
+              <w:t xml:space="preserve">formativ-9.1.2.5-kz.html файлы; практикалық жұмыс парағы</w:t>
             </w:r>
           </w:p>
         </w:tc>
@@ -2488,7 +2501,7 @@
                 <w:sz w:val="22"/>
                 <w:szCs w:val="22"/>
               </w:rPr>
-              <w:t xml:space="preserve">Үй тапсырмасы: append, insert, remove, pop, sort әдістерінің әрқайсысына өз мысалын жазып, нәтижесін түсіндіру.</w:t>
+              <w:t xml:space="preserve">Үй тапсырмасы: append, insert, remove, pop, sort әдістерінің әрқайсысына өз мысалын жазып, нәтижесін түсіндіру; практикалық жұмыстың орындалмаған тапсырмаларын аяқтау (A деңгейі — барлығына, B және C — қалауы бойынша).</w:t>
             </w:r>
           </w:p>
         </w:tc>
@@ -2700,7 +2713,7 @@
                 <w:sz w:val="22"/>
                 <w:szCs w:val="22"/>
               </w:rPr>
-              <w:t xml:space="preserve">18-слайдтағы тапсырманы жұппен орындау; қиналған оқушыға 4, 8, 13-слайдтардағы үлгілерді қолдануды ұсыну; тез орындаған оқушыларға 20-слайдтағы сүзгілеу мысалын өзгертуді тапсыру (мысалы, «e» әрпі бар жемістерді шығару). Формативтік жұмыста әр оқушының сандары әртүрлі.</w:t>
+              <w:t xml:space="preserve">18-слайдтағы тапсырманы жұппен орындау; қиналған оқушыға 4, 8, 13-слайдтардағы үлгілерді қолдануды ұсыну; тез орындаған оқушыларға 20-слайдтағы сүзгілеу мысалын өзгертуді тапсыру (мысалы, «e» әрпі бар жемістерді шығару). Формативтік жұмыста әр оқушының сандары әртүрлі. Уақыт қалса — практикалық жұмыс: A (базалық), B (орта), C (жоғары) деңгейлеріндегі 9 тапсырма.</w:t>
             </w:r>
           </w:p>
         </w:tc>
@@ -4098,6 +4111,21 @@
           <w:szCs w:val="22"/>
         </w:rPr>
         <w:t xml:space="preserve">Әр оқушының сандары әртүрлі, сондықтан жауап кілті тұрақты емес: дұрыс жауап жұмыс аяқталғаннан кейін оқушының экранында әр тапсырманың астында көрсетіледі. Кілт tools/check-tasks.py арқылы 300 нұсқада Python-да тексерілді.</w:t>
+      </w:r>
+    </w:p>
+    <w:p>
+      <w:pPr>
+        <w:spacing w:after="80" w:before="60"/>
+      </w:pPr>
+      <w:r>
+        <w:rPr>
+          <w:rFonts w:ascii="Times New Roman" w:cs="Times New Roman" w:eastAsia="Times New Roman" w:hAnsi="Times New Roman"/>
+          <w:i/>
+          <w:iCs/>
+          <w:sz w:val="22"/>
+          <w:szCs w:val="22"/>
+        </w:rPr>
+        <w:t xml:space="preserve">Қосымша практикалық жұмыс (уақыт қалса): praktika-9.1.2.5-kz.docx — A1–A3 (индекс, len, append, insert, sort, sum), B1–B3 (for циклі, барлық x-ті өшіру, max және index), C1–C3 (қайталанбайтын элементтер, кері рет, екі тізімнің ортақ элементтері). Жауаптары — praktika-9.1.2.5-kz-zhauaptary.docx.</w:t>
       </w:r>
     </w:p>
     <w:sectPr>
